--- a/legal/Pickle-Duels-Privacy-Policy-DRAFT.docx
+++ b/legal/Pickle-Duels-Privacy-Policy-DRAFT.docx
@@ -207,6 +207,144 @@
       </w:r>
       <w:r>
         <w:t xml:space="preserve"> </w:t>
+      </w:r>
+    </w:p>
+    <w:p>
+      <w:pPr>
+        <w:pStyle w:val="Heading1"/>
+      </w:pPr>
+      <w:r>
+        <w:t xml:space="preserve">Contents</w:t>
+      </w:r>
+    </w:p>
+    <w:p>
+      <w:pPr>
+        <w:pStyle w:val="Body"/>
+        <w:numPr>
+          <w:ilvl w:val="0"/>
+          <w:numId w:val="1"/>
+        </w:numPr>
+        <w:spacing w:after="60"/>
+      </w:pPr>
+      <w:r>
+        <w:t xml:space="preserve">Who we are and what this covers</w:t>
+      </w:r>
+    </w:p>
+    <w:p>
+      <w:pPr>
+        <w:pStyle w:val="Body"/>
+        <w:numPr>
+          <w:ilvl w:val="0"/>
+          <w:numId w:val="1"/>
+        </w:numPr>
+        <w:spacing w:after="60"/>
+      </w:pPr>
+      <w:r>
+        <w:t xml:space="preserve">This website</w:t>
+      </w:r>
+    </w:p>
+    <w:p>
+      <w:pPr>
+        <w:pStyle w:val="Body"/>
+        <w:numPr>
+          <w:ilvl w:val="0"/>
+          <w:numId w:val="1"/>
+        </w:numPr>
+        <w:spacing w:after="60"/>
+      </w:pPr>
+      <w:r>
+        <w:t xml:space="preserve">The Pickle Duels app</w:t>
+      </w:r>
+    </w:p>
+    <w:p>
+      <w:pPr>
+        <w:pStyle w:val="Body"/>
+        <w:numPr>
+          <w:ilvl w:val="0"/>
+          <w:numId w:val="1"/>
+        </w:numPr>
+        <w:spacing w:after="60"/>
+      </w:pPr>
+      <w:r>
+        <w:t xml:space="preserve">VenueOS</w:t>
+      </w:r>
+    </w:p>
+    <w:p>
+      <w:pPr>
+        <w:pStyle w:val="Body"/>
+        <w:numPr>
+          <w:ilvl w:val="0"/>
+          <w:numId w:val="1"/>
+        </w:numPr>
+        <w:spacing w:after="60"/>
+      </w:pPr>
+      <w:r>
+        <w:t xml:space="preserve">Who we share information with</w:t>
+      </w:r>
+    </w:p>
+    <w:p>
+      <w:pPr>
+        <w:pStyle w:val="Body"/>
+        <w:numPr>
+          <w:ilvl w:val="0"/>
+          <w:numId w:val="1"/>
+        </w:numPr>
+        <w:spacing w:after="60"/>
+      </w:pPr>
+      <w:r>
+        <w:t xml:space="preserve">Data security</w:t>
+      </w:r>
+    </w:p>
+    <w:p>
+      <w:pPr>
+        <w:pStyle w:val="Body"/>
+        <w:numPr>
+          <w:ilvl w:val="0"/>
+          <w:numId w:val="1"/>
+        </w:numPr>
+        <w:spacing w:after="60"/>
+      </w:pPr>
+      <w:r>
+        <w:t xml:space="preserve">Children</w:t>
+      </w:r>
+    </w:p>
+    <w:p>
+      <w:pPr>
+        <w:pStyle w:val="Body"/>
+        <w:numPr>
+          <w:ilvl w:val="0"/>
+          <w:numId w:val="1"/>
+        </w:numPr>
+        <w:spacing w:after="60"/>
+      </w:pPr>
+      <w:r>
+        <w:t xml:space="preserve">Your rights and choices</w:t>
+      </w:r>
+    </w:p>
+    <w:p>
+      <w:pPr>
+        <w:pStyle w:val="Body"/>
+        <w:numPr>
+          <w:ilvl w:val="0"/>
+          <w:numId w:val="1"/>
+        </w:numPr>
+        <w:spacing w:after="60"/>
+      </w:pPr>
+      <w:r>
+        <w:t xml:space="preserve">Changes to this policy</w:t>
+      </w:r>
+    </w:p>
+    <w:p>
+      <w:pPr>
+        <w:pStyle w:val="Body"/>
+        <w:numPr>
+          <w:ilvl w:val="0"/>
+          <w:numId w:val="1"/>
+        </w:numPr>
+        <w:spacing w:after="60"/>
+      </w:pPr>
+      <w:r>
+        <w:t xml:space="preserve">Contact us</w:t>
       </w:r>
     </w:p>
     <w:p>
@@ -1456,6 +1594,28 @@
       </w:r>
       <w:r>
         <w:t xml:space="preserve"> </w:t>
+      </w:r>
+    </w:p>
+    <w:p>
+      <w:pPr>
+        <w:pStyle w:val="Heading1"/>
+      </w:pPr>
+      <w:r>
+        <w:t xml:space="preserve">Our Terms of Service</w:t>
+      </w:r>
+    </w:p>
+    <w:p>
+      <w:pPr>
+        <w:pStyle w:val="Body"/>
+      </w:pPr>
+      <w:r>
+        <w:t xml:space="preserve"> Using Pickle Duels or VenueOS is also governed by our </w:t>
+      </w:r>
+      <w:r>
+        <w:t xml:space="preserve">Terms of Service</w:t>
+      </w:r>
+      <w:r>
+        <w:t xml:space="preserve">, which sit alongside this policy. </w:t>
       </w:r>
     </w:p>
     <w:p>
